--- a/L2B-System-Entry/CiC_L2B_World_Build_Onboarding_Framework_V1.2.docx
+++ b/L2B-System-Entry/CiC_L2B_World_Build_Onboarding_Framework_V1.2.docx
@@ -54,7 +54,7 @@
           <w:sz w:val="18"/>
           <w:szCs w:val="18"/>
         </w:rPr>
-        <w:t>Version 1.2  ·  Reference Document for All World Builds</w:t>
+        <w:t>Version 1.3  ·  Reference Document for All World Builds</w:t>
       </w:r>
     </w:p>
     <w:p>
@@ -796,6 +796,11 @@
       </w:r>
     </w:p>
     <w:p>
+      <w:r>
+        <w:t>Question 7: Constitution Article 4 now includes a closing section beyond the Five Convictions. Name it, state what it governs, state the doctrinal standard it uses and where that standard comes from, and state precisely why it is not a sixth conviction.</w:t>
+      </w:r>
+    </w:p>
+    <w:p>
       <w:pPr>
         <w:spacing w:after="100"/>
       </w:pPr>
@@ -807,7 +812,7 @@
           <w:sz w:val="19"/>
           <w:szCs w:val="19"/>
         </w:rPr>
-        <w:t>Do not move to Round Two until all six questions are answered correctly. The project lead confirms readiness before Round Two documents are sent. If any answer is wrong or vague, the thread returns to the document — it does not receive the answer from the project lead.</w:t>
+        <w:t>Do not move to Round Two until all seven questions are answered correctly. The project lead confirms readiness before Round Two documents are sent. If any answer is wrong or vague, the thread returns to the document — it does not receive the answer from the project lead.</w:t>
       </w:r>
     </w:p>
     <w:p>
@@ -846,15 +851,15 @@
           <w:sz w:val="20"/>
           <w:szCs w:val="20"/>
         </w:rPr>
-        <w:t>Documents to load (8):</w:t>
-      </w:r>
-    </w:p>
-    <w:p>
-      <w:pPr>
-        <w:spacing w:after="140"/>
-      </w:pPr>
-      <w:r>
-        <w:t>1. Forces Framework 2. Concept Paper 3. Formation World Template 4. Construction Framework 5. Interpretive Lexicon Development Framework 6. Blueprint 7. Representative Construction Framework 8. Facilitator-Governance</w:t>
+        <w:t>Documents to load (9):</w:t>
+      </w:r>
+    </w:p>
+    <w:p>
+      <w:pPr>
+        <w:spacing w:after="140"/>
+      </w:pPr>
+      <w:r>
+        <w:t>1. Forces Framework 2. Concept Paper 3. Formation World Template 4. Construction Framework 5. Interpretive Lexicon Development Framework 6. Blueprint 7. Representative Construction Framework 8. Facilitator-Governance 9. Step 0 Methodology</w:t>
       </w:r>
     </w:p>
     <w:p>
@@ -901,7 +906,7 @@
         <w:spacing w:after="140"/>
       </w:pPr>
       <w:r>
-        <w:t>Round Two documents attached. Read all eight fully before responding to anything. These are the methodology documents governing how formation worlds are built, how Representatives are constructed, and how the deployment package is produced. When you have read all eight answer the verification questions below. Do not answer until you have read everything.</w:t>
+        <w:t>Round Two documents attached. Read all nine fully before responding to anything. These are the methodology documents governing how formation worlds are built, how Representatives are constructed, and how the deployment package is produced. When you have read all nine answer the verification questions below. Do not answer until you have read everything.</w:t>
       </w:r>
     </w:p>
     <w:p>
@@ -1049,6 +1054,11 @@
       </w:r>
       <w:r>
         <w:t>State all five levels of the constitutional confidence vocabulary in order from strongest to weakest evidence. For each level state the permitted language and what kind of evidence or scholarly situation it describes.</w:t>
+      </w:r>
+    </w:p>
+    <w:p>
+      <w:r>
+        <w:t>Question 9: Step 0 is a phase-level gate, not a per-world step. State what it screens for, state the doctrinal floor's source and what kind of test it is (belief vs. institutional authority), name the two named exception paths and what bounds each, and state where the floor's authoritative content lives versus where it is only operationalized.</w:t>
       </w:r>
     </w:p>
     <w:p>
@@ -1063,7 +1073,7 @@
           <w:sz w:val="19"/>
           <w:szCs w:val="19"/>
         </w:rPr>
-        <w:t>Do not move to Round 3A until all eight questions are answered correctly. Project lead confirms readiness before Round 3A documents are sent.</w:t>
+        <w:t>Do not move to Round 3A until all nine questions are answered correctly. Project lead confirms readiness before Round 3A documents are sent.</w:t>
       </w:r>
     </w:p>
     <w:p>
